--- a/docs/beginner-guides/chapters/07 Nexora record listings and saved views.docx
+++ b/docs/beginner-guides/chapters/07 Nexora record listings and saved views.docx
@@ -22,7 +22,7 @@
     <w:p>
       <w:pPr/>
       <w:r>
-        <w:t>Source snapshot 13 October 2026 at 17:12 UTC</w:t>
+        <w:t>Source snapshot 14 October 2026 at 06:41 UTC</w:t>
       </w:r>
     </w:p>
     <w:p>
@@ -350,7 +350,7 @@
               <w:pStyle w:val="TableBody"/>
             </w:pPr>
             <w:r>
-              <w:t>S0248 CrmListingSorting.cs</w:t>
+              <w:t>S0249 CrmListingSorting.cs</w:t>
             </w:r>
           </w:p>
         </w:tc>
@@ -415,7 +415,7 @@
               <w:pStyle w:val="TableBody"/>
             </w:pPr>
             <w:r>
-              <w:t>S0254 CrmEntities.cs</w:t>
+              <w:t>S0255 CrmEntities.cs</w:t>
             </w:r>
           </w:p>
         </w:tc>
@@ -478,7 +478,7 @@
         <w:rPr>
           <w:b/>
         </w:rPr>
-        <w:t>Server S0248</w:t>
+        <w:t>Server S0249</w:t>
       </w:r>
     </w:p>
     <w:p>
@@ -501,7 +501,7 @@
         <w:rPr>
           <w:b/>
         </w:rPr>
-        <w:t>Data S0254</w:t>
+        <w:t>Data S0255</w:t>
       </w:r>
     </w:p>
     <w:p>
@@ -658,7 +658,7 @@
         <w:keepNext/>
       </w:pPr>
       <w:r>
-        <w:t>Source reference S0248 backend/src/Modules/Nexora.Modules.Crm/CrmListingSorting.cs</w:t>
+        <w:t>Source reference S0249 backend/src/Modules/Nexora.Modules.Crm/CrmListingSorting.cs</w:t>
       </w:r>
     </w:p>
     <w:p>
@@ -693,7 +693,7 @@
         <w:keepNext/>
       </w:pPr>
       <w:r>
-        <w:t>Source reference S0254 backend/src/Modules/Nexora.Modules.Crm/Domain/CrmEntities.cs</w:t>
+        <w:t>Source reference S0255 backend/src/Modules/Nexora.Modules.Crm/Domain/CrmEntities.cs</w:t>
       </w:r>
     </w:p>
     <w:p>
